--- a/docs/output/Zain Hajahjah/سجن البرج/SRT-En/أحمد/DOCX/02_تفريغ عربي-جولة بداخل السجن_En.docx
+++ b/docs/output/Zain Hajahjah/سجن البرج/SRT-En/أحمد/DOCX/02_تفريغ عربي-جولة بداخل السجن_En.docx
@@ -4,82 +4,162 @@
   <w:body>
     <w:p>
       <w:r>
-        <w:t>This is the entrance they brought us through, by bus</w:t>
+        <w:t>This is the entrance they</w:t>
       </w:r>
     </w:p>
     <w:p>
       <w:r>
-        <w:t>They brought us down one by one toward that door and we walked</w:t>
+        <w:t>brought us through, by bus</w:t>
       </w:r>
     </w:p>
     <w:p>
       <w:r>
-        <w:t>They lined us up, and our eyes were covered. In the bus too we were blindfolded, we could not see anything at all</w:t>
+        <w:t>They brought us down one by</w:t>
       </w:r>
     </w:p>
     <w:p>
       <w:r>
-        <w:t>At this door, this entrance here, we will show it to you</w:t>
+        <w:t>one toward that door and we walked</w:t>
       </w:r>
     </w:p>
     <w:p>
       <w:r>
-        <w:t>They brought us in through this door one by one, pressed against the wall like this</w:t>
+        <w:t>They lined us up, and our eyes were covered. In the bus</w:t>
       </w:r>
     </w:p>
     <w:p>
       <w:r>
-        <w:t>They did not bring us in directly, rather we walked along the wall like this</w:t>
+        <w:t>too we were blindfolded, we could not see anything at all</w:t>
       </w:r>
     </w:p>
     <w:p>
       <w:r>
-        <w:t>Along this side we walked one by one next to the wall. They brought us in through that door, I will show it to you</w:t>
+        <w:t>At this door, this entrance</w:t>
       </w:r>
     </w:p>
     <w:p>
       <w:r>
-        <w:t>They brought us in through this door. Of course we could see people here in &lt;i&gt;shabeh&lt;/i&gt; [suspension] and these</w:t>
+        <w:t>here, we will show it to you</w:t>
       </w:r>
     </w:p>
     <w:p>
       <w:r>
-        <w:t>Are the devices they used to suspend people, located in that area like this</w:t>
+        <w:t>They brought us in through this door one</w:t>
       </w:r>
     </w:p>
     <w:p>
       <w:r>
-        <w:t>Of course we walked through this corridor, also in a line along the wall</w:t>
+        <w:t>by one, pressed against the wall like this</w:t>
       </w:r>
     </w:p>
     <w:p>
       <w:r>
-        <w:t>They lined us up. Here there were group cells, and here there was also a small group cell and a solitary cell</w:t>
+        <w:t>They did not bring us in directly,</w:t>
       </w:r>
     </w:p>
     <w:p>
       <w:r>
-        <w:t>The solitary cells are here, in this area. The solitary cells I was in are in this spot</w:t>
+        <w:t>rather we walked along the wall like this</w:t>
       </w:r>
     </w:p>
     <w:p>
       <w:r>
-        <w:t>This solitary cell, this is where it was. Of course they have now removed the cinder blocks and taken them apart. Here is a vent</w:t>
+        <w:t>Along this side we walked one by one next to the wall.</w:t>
       </w:r>
     </w:p>
     <w:p>
       <w:r>
-        <w:t>Of course the lights here in this place were on day and night. We could not tell night from day</w:t>
+        <w:t>They brought us in through that door, I will show it to you</w:t>
       </w:r>
     </w:p>
     <w:p>
       <w:r>
-        <w:t>Here there is a door. In this place we could hear them calling the prayer</w:t>
+        <w:t>They brought us in through this door. Of course we</w:t>
       </w:r>
     </w:p>
     <w:p>
       <w:r>
-        <w:t>When they brought food they did not open the door. There is a small hatch through which they gave us food and then closed it on us</w:t>
+        <w:t>could see people here in suspension [shabeh] and these</w:t>
+      </w:r>
+    </w:p>
+    <w:p>
+      <w:r>
+        <w:t>Are the devices they used to suspend</w:t>
+      </w:r>
+    </w:p>
+    <w:p>
+      <w:r>
+        <w:t>people, located in that area like this</w:t>
+      </w:r>
+    </w:p>
+    <w:p>
+      <w:r>
+        <w:t>Of course we walked through this</w:t>
+      </w:r>
+    </w:p>
+    <w:p>
+      <w:r>
+        <w:t>corridor, also in a line along the wall</w:t>
+      </w:r>
+    </w:p>
+    <w:p>
+      <w:r>
+        <w:t>They lined us up. Here there were group cells, and here</w:t>
+      </w:r>
+    </w:p>
+    <w:p>
+      <w:r>
+        <w:t>there was also a small group cell and a solitary cell</w:t>
+      </w:r>
+    </w:p>
+    <w:p>
+      <w:r>
+        <w:t>The solitary cells are here, in this area.</w:t>
+      </w:r>
+    </w:p>
+    <w:p>
+      <w:r>
+        <w:t>The solitary cells I was in are in this spot</w:t>
+      </w:r>
+    </w:p>
+    <w:p>
+      <w:r>
+        <w:t>This solitary cell, this is where it was. Of course they have now</w:t>
+      </w:r>
+    </w:p>
+    <w:p>
+      <w:r>
+        <w:t>removed the cinder blocks and taken them apart. Here is a vent</w:t>
+      </w:r>
+    </w:p>
+    <w:p>
+      <w:r>
+        <w:t>Of course the lights here in this place were on</w:t>
+      </w:r>
+    </w:p>
+    <w:p>
+      <w:r>
+        <w:t>day and night. We could not tell night from day</w:t>
+      </w:r>
+    </w:p>
+    <w:p>
+      <w:r>
+        <w:t>Here there is a door. In this place</w:t>
+      </w:r>
+    </w:p>
+    <w:p>
+      <w:r>
+        <w:t>we could hear them calling the prayer</w:t>
+      </w:r>
+    </w:p>
+    <w:p>
+      <w:r>
+        <w:t>When they brought food they did not open the door. There is a small</w:t>
+      </w:r>
+    </w:p>
+    <w:p>
+      <w:r>
+        <w:t>hatch through which they gave us food and then closed it on us</w:t>
       </w:r>
     </w:p>
     <w:sectPr>
@@ -456,7 +536,7 @@
     <w:qFormat/>
     <w:rsid w:val="00FC693F"/>
     <w:rPr>
-      <w:rFonts w:ascii="Calibri" w:hAnsi="Calibri"/>
+      <w:rFonts w:ascii="Arial" w:hAnsi="Arial"/>
       <w:sz w:val="22"/>
     </w:rPr>
   </w:style>

--- a/docs/output/Zain Hajahjah/سجن البرج/SRT-En/أحمد/DOCX/02_تفريغ عربي-جولة بداخل السجن_En.docx
+++ b/docs/output/Zain Hajahjah/سجن البرج/SRT-En/أحمد/DOCX/02_تفريغ عربي-جولة بداخل السجن_En.docx
@@ -2,6 +2,16 @@
 <file path=word/document.xml><?xml version="1.0" encoding="utf-8"?>
 <w:document xmlns:wpc="http://schemas.microsoft.com/office/word/2010/wordprocessingCanvas" xmlns:mo="http://schemas.microsoft.com/office/mac/office/2008/main" xmlns:mc="http://schemas.openxmlformats.org/markup-compatibility/2006" xmlns:mv="urn:schemas-microsoft-com:mac:vml" xmlns:o="urn:schemas-microsoft-com:office:office" xmlns:r="http://schemas.openxmlformats.org/officeDocument/2006/relationships" xmlns:m="http://schemas.openxmlformats.org/officeDocument/2006/math" xmlns:v="urn:schemas-microsoft-com:vml" xmlns:wp14="http://schemas.microsoft.com/office/word/2010/wordprocessingDrawing" xmlns:wp="http://schemas.openxmlformats.org/drawingml/2006/wordprocessingDrawing" xmlns:w10="urn:schemas-microsoft-com:office:word" xmlns:w="http://schemas.openxmlformats.org/wordprocessingml/2006/main" xmlns:w14="http://schemas.microsoft.com/office/word/2010/wordml" xmlns:wpg="http://schemas.microsoft.com/office/word/2010/wordprocessingGroup" xmlns:wpi="http://schemas.microsoft.com/office/word/2010/wordprocessingInk" xmlns:wne="http://schemas.microsoft.com/office/word/2006/wordml" xmlns:wps="http://schemas.microsoft.com/office/word/2010/wordprocessingShape" mc:Ignorable="w14 wp14">
   <w:body>
+    <w:p>
+      <w:r>
+        <w:t>1</w:t>
+      </w:r>
+    </w:p>
+    <w:p>
+      <w:r>
+        <w:t>00:00:00,541 --&gt; 00:00:03,208</w:t>
+      </w:r>
+    </w:p>
     <w:p>
       <w:r>
         <w:t>This is the entrance they</w:t>
@@ -10,6 +20,17 @@
     <w:p>
       <w:r>
         <w:t>brought us through, by bus</w:t>
+      </w:r>
+    </w:p>
+    <w:p/>
+    <w:p>
+      <w:r>
+        <w:t>2</w:t>
+      </w:r>
+    </w:p>
+    <w:p>
+      <w:r>
+        <w:t>00:00:03,541 --&gt; 00:00:11,958</w:t>
       </w:r>
     </w:p>
     <w:p>
@@ -22,6 +43,17 @@
         <w:t>one toward that door and we walked</w:t>
       </w:r>
     </w:p>
+    <w:p/>
+    <w:p>
+      <w:r>
+        <w:t>3</w:t>
+      </w:r>
+    </w:p>
+    <w:p>
+      <w:r>
+        <w:t>00:00:13,208 --&gt; 00:00:18,875</w:t>
+      </w:r>
+    </w:p>
     <w:p>
       <w:r>
         <w:t>They lined us up, and our eyes were covered. In the bus</w:t>
@@ -30,6 +62,17 @@
     <w:p>
       <w:r>
         <w:t>too we were blindfolded, we could not see anything at all</w:t>
+      </w:r>
+    </w:p>
+    <w:p/>
+    <w:p>
+      <w:r>
+        <w:t>4</w:t>
+      </w:r>
+    </w:p>
+    <w:p>
+      <w:r>
+        <w:t>00:00:19,750 --&gt; 00:00:24,125</w:t>
       </w:r>
     </w:p>
     <w:p>
@@ -42,6 +85,17 @@
         <w:t>here, we will show it to you</w:t>
       </w:r>
     </w:p>
+    <w:p/>
+    <w:p>
+      <w:r>
+        <w:t>5</w:t>
+      </w:r>
+    </w:p>
+    <w:p>
+      <w:r>
+        <w:t>00:00:25,333 --&gt; 00:00:29,708</w:t>
+      </w:r>
+    </w:p>
     <w:p>
       <w:r>
         <w:t>They brought us in through this door one</w:t>
@@ -50,6 +104,17 @@
     <w:p>
       <w:r>
         <w:t>by one, pressed against the wall like this</w:t>
+      </w:r>
+    </w:p>
+    <w:p/>
+    <w:p>
+      <w:r>
+        <w:t>6</w:t>
+      </w:r>
+    </w:p>
+    <w:p>
+      <w:r>
+        <w:t>00:00:29,916 --&gt; 00:00:34,375</w:t>
       </w:r>
     </w:p>
     <w:p>
@@ -62,6 +127,17 @@
         <w:t>rather we walked along the wall like this</w:t>
       </w:r>
     </w:p>
+    <w:p/>
+    <w:p>
+      <w:r>
+        <w:t>7</w:t>
+      </w:r>
+    </w:p>
+    <w:p>
+      <w:r>
+        <w:t>00:00:34,750 --&gt; 00:00:43,625</w:t>
+      </w:r>
+    </w:p>
     <w:p>
       <w:r>
         <w:t>Along this side we walked one by one next to the wall.</w:t>
@@ -72,6 +148,17 @@
         <w:t>They brought us in through that door, I will show it to you</w:t>
       </w:r>
     </w:p>
+    <w:p/>
+    <w:p>
+      <w:r>
+        <w:t>8</w:t>
+      </w:r>
+    </w:p>
+    <w:p>
+      <w:r>
+        <w:t>00:00:47,750 --&gt; 00:00:53,291</w:t>
+      </w:r>
+    </w:p>
     <w:p>
       <w:r>
         <w:t>They brought us in through this door. Of course we</w:t>
@@ -79,7 +166,18 @@
     </w:p>
     <w:p>
       <w:r>
-        <w:t>could see people here in suspension [shabeh] and these</w:t>
+        <w:t>could see people here in suspension [&lt;i&gt;shabeh&lt;/i&gt;] and these</w:t>
+      </w:r>
+    </w:p>
+    <w:p/>
+    <w:p>
+      <w:r>
+        <w:t>9</w:t>
+      </w:r>
+    </w:p>
+    <w:p>
+      <w:r>
+        <w:t>00:00:53,916 --&gt; 00:01:01,166</w:t>
       </w:r>
     </w:p>
     <w:p>
@@ -92,6 +190,17 @@
         <w:t>people, located in that area like this</w:t>
       </w:r>
     </w:p>
+    <w:p/>
+    <w:p>
+      <w:r>
+        <w:t>10</w:t>
+      </w:r>
+    </w:p>
+    <w:p>
+      <w:r>
+        <w:t>00:01:01,958 --&gt; 00:01:07,791</w:t>
+      </w:r>
+    </w:p>
     <w:p>
       <w:r>
         <w:t>Of course we walked through this</w:t>
@@ -100,6 +209,17 @@
     <w:p>
       <w:r>
         <w:t>corridor, also in a line along the wall</w:t>
+      </w:r>
+    </w:p>
+    <w:p/>
+    <w:p>
+      <w:r>
+        <w:t>11</w:t>
+      </w:r>
+    </w:p>
+    <w:p>
+      <w:r>
+        <w:t>00:01:09,958 --&gt; 00:01:21,166</w:t>
       </w:r>
     </w:p>
     <w:p>
@@ -112,6 +232,17 @@
         <w:t>there was also a small group cell and a solitary cell</w:t>
       </w:r>
     </w:p>
+    <w:p/>
+    <w:p>
+      <w:r>
+        <w:t>12</w:t>
+      </w:r>
+    </w:p>
+    <w:p>
+      <w:r>
+        <w:t>00:01:22,291 --&gt; 00:01:27,208</w:t>
+      </w:r>
+    </w:p>
     <w:p>
       <w:r>
         <w:t>The solitary cells are here, in this area.</w:t>
@@ -120,6 +251,17 @@
     <w:p>
       <w:r>
         <w:t>The solitary cells I was in are in this spot</w:t>
+      </w:r>
+    </w:p>
+    <w:p/>
+    <w:p>
+      <w:r>
+        <w:t>13</w:t>
+      </w:r>
+    </w:p>
+    <w:p>
+      <w:r>
+        <w:t>00:01:30,208 --&gt; 00:01:38,291</w:t>
       </w:r>
     </w:p>
     <w:p>
@@ -132,6 +274,17 @@
         <w:t>removed the cinder blocks and taken them apart. Here is a vent</w:t>
       </w:r>
     </w:p>
+    <w:p/>
+    <w:p>
+      <w:r>
+        <w:t>14</w:t>
+      </w:r>
+    </w:p>
+    <w:p>
+      <w:r>
+        <w:t>00:01:38,541 --&gt; 00:01:45,583</w:t>
+      </w:r>
+    </w:p>
     <w:p>
       <w:r>
         <w:t>Of course the lights here in this place were on</w:t>
@@ -140,6 +293,17 @@
     <w:p>
       <w:r>
         <w:t>day and night. We could not tell night from day</w:t>
+      </w:r>
+    </w:p>
+    <w:p/>
+    <w:p>
+      <w:r>
+        <w:t>15</w:t>
+      </w:r>
+    </w:p>
+    <w:p>
+      <w:r>
+        <w:t>00:01:46,166 --&gt; 00:01:48,791</w:t>
       </w:r>
     </w:p>
     <w:p>
@@ -152,6 +316,17 @@
         <w:t>we could hear them calling the prayer</w:t>
       </w:r>
     </w:p>
+    <w:p/>
+    <w:p>
+      <w:r>
+        <w:t>16</w:t>
+      </w:r>
+    </w:p>
+    <w:p>
+      <w:r>
+        <w:t>00:01:49,416 --&gt; 00:01:57,500</w:t>
+      </w:r>
+    </w:p>
     <w:p>
       <w:r>
         <w:t>When they brought food they did not open the door. There is a small</w:t>
@@ -162,6 +337,7 @@
         <w:t>hatch through which they gave us food and then closed it on us</w:t>
       </w:r>
     </w:p>
+    <w:p/>
     <w:sectPr>
       <w:pgSz w:w="12240" w:h="15840"/>
       <w:pgMar w:top="1440" w:right="1800" w:bottom="1440" w:left="1800" w:header="720" w:footer="720" w:gutter="0"/>
@@ -535,9 +711,12 @@
     <w:name w:val="Normal"/>
     <w:qFormat/>
     <w:rsid w:val="00FC693F"/>
+    <w:pPr>
+      <w:spacing w:before="0" w:after="0" w:line="276" w:lineRule="auto"/>
+    </w:pPr>
     <w:rPr>
-      <w:rFonts w:ascii="Arial" w:hAnsi="Arial"/>
-      <w:sz w:val="22"/>
+      <w:rFonts w:ascii="Courier New" w:hAnsi="Courier New"/>
+      <w:sz w:val="20"/>
     </w:rPr>
   </w:style>
   <w:style w:type="paragraph" w:styleId="Header">
